--- a/templates/Approved Result Analysis Tabulation 2025-26.docx
+++ b/templates/Approved Result Analysis Tabulation 2025-26.docx
@@ -6,7 +6,7 @@
       <w:pPr>
         <w:pStyle w:val="BodyText"/>
         <w:spacing w:before="69" w:line="276" w:lineRule="auto"/>
-        <w:ind w:left="4015" w:right="2372" w:firstLine="2078"/>
+        <w:ind w:left="4320" w:right="2372" w:firstLine="2078"/>
         <w:rPr>
           <w:u w:val="none"/>
         </w:rPr>
@@ -16,7 +16,7 @@
           <w:noProof/>
         </w:rPr>
         <w:drawing>
-          <wp:anchor distT="0" distB="0" distL="0" distR="0" simplePos="0" relativeHeight="251660288" behindDoc="0" locked="0" layoutInCell="1" allowOverlap="1" wp14:anchorId="33DA287C" wp14:editId="534FDB16">
+          <wp:anchor distT="0" distB="0" distL="0" distR="0" simplePos="0" relativeHeight="251660288" behindDoc="0" locked="0" layoutInCell="1" allowOverlap="1" wp14:anchorId="33DA287C" wp14:editId="013AD95B">
             <wp:simplePos x="0" y="0"/>
             <wp:positionH relativeFrom="page">
               <wp:posOffset>1130808</wp:posOffset>
@@ -39,7 +39,7 @@
                     <pic:cNvPicPr/>
                   </pic:nvPicPr>
                   <pic:blipFill>
-                    <a:blip r:embed="rId5" cstate="print"/>
+                    <a:blip r:embed="rId7" cstate="print"/>
                     <a:stretch>
                       <a:fillRect/>
                     </a:stretch>
@@ -550,7 +550,7 @@
           <w:u w:val="none"/>
         </w:rPr>
         <w:drawing>
-          <wp:inline distT="0" distB="0" distL="0" distR="0" wp14:anchorId="3994C41E" wp14:editId="1B3486AC">
+          <wp:inline distT="0" distB="0" distL="0" distR="0" wp14:anchorId="3994C41E" wp14:editId="36CF10B1">
             <wp:extent cx="3255630" cy="475488"/>
             <wp:effectExtent l="0" t="0" r="0" b="0"/>
             <wp:docPr id="3" name="Image 3"/>
@@ -565,7 +565,7 @@
                     <pic:cNvPicPr/>
                   </pic:nvPicPr>
                   <pic:blipFill>
-                    <a:blip r:embed="rId6" cstate="print"/>
+                    <a:blip r:embed="rId8" cstate="print"/>
                     <a:stretch>
                       <a:fillRect/>
                     </a:stretch>
@@ -594,7 +594,8 @@
           <w:sz w:val="20"/>
         </w:rPr>
         <w:sectPr>
-          <w:footerReference w:type="default" r:id="rId7"/>
+          <w:headerReference w:type="default" r:id="rId9"/>
+          <w:footerReference w:type="default" r:id="rId10"/>
           <w:pgSz w:w="16840" w:h="11910" w:orient="landscape"/>
           <w:pgMar w:top="420" w:right="708" w:bottom="400" w:left="566" w:header="0" w:footer="213" w:gutter="0"/>
           <w:pgNumType w:start="1"/>
@@ -1019,7 +1020,7 @@
         <mc:AlternateContent>
           <mc:Choice Requires="wps">
             <w:drawing>
-              <wp:anchor distT="0" distB="0" distL="0" distR="0" simplePos="0" relativeHeight="251659264" behindDoc="0" locked="0" layoutInCell="1" allowOverlap="1" wp14:anchorId="491F2ACF" wp14:editId="4BBA1520">
+              <wp:anchor distT="0" distB="0" distL="0" distR="0" simplePos="0" relativeHeight="251659264" behindDoc="0" locked="0" layoutInCell="1" allowOverlap="1" wp14:anchorId="491F2ACF" wp14:editId="0B0B7018">
                 <wp:simplePos x="0" y="0"/>
                 <wp:positionH relativeFrom="page">
                   <wp:posOffset>4762</wp:posOffset>
@@ -1117,7 +1118,7 @@
           </mc:Choice>
           <mc:Fallback>
             <w:pict>
-              <v:shape w14:anchorId="32FF91F0" id="Graphic 4" o:spid="_x0000_s1026" style="position:absolute;margin-left:.35pt;margin-top:117.9pt;width:841.65pt;height:3.05pt;z-index:251659264;visibility:visible;mso-wrap-style:square;mso-wrap-distance-left:0;mso-wrap-distance-top:0;mso-wrap-distance-right:0;mso-wrap-distance-bottom:0;mso-position-horizontal:absolute;mso-position-horizontal-relative:page;mso-position-vertical:absolute;mso-position-vertical-relative:page;v-text-anchor:top" coordsize="10688955,38735" o:gfxdata="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" path="m10688638,609l14287,,11506,279,8826,1092,901,9436,279,11506r-64,609l,14287,50,24422,8555177,38595r2133461,l10688638,29184r-13,-19748l10688638,609xe" fillcolor="black" stroked="f">
+              <v:shape w14:anchorId="1733FDE3" id="Graphic 4" o:spid="_x0000_s1026" style="position:absolute;margin-left:.35pt;margin-top:117.9pt;width:841.65pt;height:3.05pt;z-index:251659264;visibility:visible;mso-wrap-style:square;mso-wrap-distance-left:0;mso-wrap-distance-top:0;mso-wrap-distance-right:0;mso-wrap-distance-bottom:0;mso-position-horizontal:absolute;mso-position-horizontal-relative:page;mso-position-vertical:absolute;mso-position-vertical-relative:page;v-text-anchor:top" coordsize="10688955,38735" o:gfxdata="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" path="m10688638,609l14287,,11506,279,8826,1092,901,9436,279,11506r-64,609l,14287,50,24422,8555177,38595r2133461,l10688638,29184r-13,-19748l10688638,609xe" fillcolor="black" stroked="f">
                 <v:path arrowok="t"/>
                 <w10:wrap anchorx="page" anchory="page"/>
               </v:shape>
@@ -1966,6 +1967,69 @@
           <w:sz w:val="32"/>
         </w:rPr>
       </w:pPr>
+      <w:r>
+        <w:rPr>
+          <w:noProof/>
+          <w:sz w:val="28"/>
+          <w14:ligatures w14:val="standardContextual"/>
+        </w:rPr>
+        <w:drawing>
+          <wp:anchor distT="0" distB="0" distL="114300" distR="114300" simplePos="0" relativeHeight="251661312" behindDoc="0" locked="1" layoutInCell="1" allowOverlap="1" wp14:anchorId="26578DF7" wp14:editId="3E2C4F02">
+            <wp:simplePos x="0" y="0"/>
+            <wp:positionH relativeFrom="page">
+              <wp:posOffset>10020300</wp:posOffset>
+            </wp:positionH>
+            <wp:positionV relativeFrom="page">
+              <wp:posOffset>6887845</wp:posOffset>
+            </wp:positionV>
+            <wp:extent cx="669600" cy="669600"/>
+            <wp:effectExtent l="0" t="0" r="0" b="0"/>
+            <wp:wrapSquare wrapText="bothSides"/>
+            <wp:docPr id="1234136909" name="Picture 3"/>
+            <wp:cNvGraphicFramePr>
+              <a:graphicFrameLocks xmlns:a="http://schemas.openxmlformats.org/drawingml/2006/main" noChangeAspect="1"/>
+            </wp:cNvGraphicFramePr>
+            <a:graphic xmlns:a="http://schemas.openxmlformats.org/drawingml/2006/main">
+              <a:graphicData uri="http://schemas.openxmlformats.org/drawingml/2006/picture">
+                <pic:pic xmlns:pic="http://schemas.openxmlformats.org/drawingml/2006/picture">
+                  <pic:nvPicPr>
+                    <pic:cNvPr id="1234136909" name="Picture 1234136909"/>
+                    <pic:cNvPicPr/>
+                  </pic:nvPicPr>
+                  <pic:blipFill>
+                    <a:blip r:embed="rId11" cstate="print">
+                      <a:alphaModFix amt="30000"/>
+                      <a:extLst>
+                        <a:ext uri="{28A0092B-C50C-407E-A947-70E740481C1C}">
+                          <a14:useLocalDpi xmlns:a14="http://schemas.microsoft.com/office/drawing/2010/main" val="0"/>
+                        </a:ext>
+                      </a:extLst>
+                    </a:blip>
+                    <a:stretch>
+                      <a:fillRect/>
+                    </a:stretch>
+                  </pic:blipFill>
+                  <pic:spPr>
+                    <a:xfrm>
+                      <a:off x="0" y="0"/>
+                      <a:ext cx="669600" cy="669600"/>
+                    </a:xfrm>
+                    <a:prstGeom prst="rect">
+                      <a:avLst/>
+                    </a:prstGeom>
+                  </pic:spPr>
+                </pic:pic>
+              </a:graphicData>
+            </a:graphic>
+            <wp14:sizeRelH relativeFrom="margin">
+              <wp14:pctWidth>0</wp14:pctWidth>
+            </wp14:sizeRelH>
+            <wp14:sizeRelV relativeFrom="margin">
+              <wp14:pctHeight>0</wp14:pctHeight>
+            </wp14:sizeRelV>
+          </wp:anchor>
+        </w:drawing>
+      </w:r>
     </w:p>
     <w:p>
       <w:pPr>
@@ -2463,21 +2527,6 @@
         </w:tc>
       </w:tr>
     </w:tbl>
-    <w:p>
-      <w:pPr>
-        <w:tabs>
-          <w:tab w:val="left" w:pos="716"/>
-        </w:tabs>
-        <w:spacing w:before="104"/>
-        <w:rPr>
-          <w:b/>
-          <w:color w:val="006EC0"/>
-          <w:spacing w:val="-2"/>
-          <w:sz w:val="32"/>
-          <w:u w:val="thick" w:color="006EC0"/>
-        </w:rPr>
-      </w:pPr>
-    </w:p>
     <w:p>
       <w:pPr>
         <w:tabs>
@@ -3909,6 +3958,69 @@
           <w:cols w:space="720"/>
         </w:sectPr>
       </w:pPr>
+      <w:r>
+        <w:rPr>
+          <w:noProof/>
+          <w:sz w:val="28"/>
+          <w14:ligatures w14:val="standardContextual"/>
+        </w:rPr>
+        <w:drawing>
+          <wp:anchor distT="0" distB="0" distL="114300" distR="114300" simplePos="0" relativeHeight="251663360" behindDoc="0" locked="1" layoutInCell="1" allowOverlap="1" wp14:anchorId="1292530F" wp14:editId="44DFE315">
+            <wp:simplePos x="0" y="0"/>
+            <wp:positionH relativeFrom="page">
+              <wp:align>right</wp:align>
+            </wp:positionH>
+            <wp:positionV relativeFrom="page">
+              <wp:align>bottom</wp:align>
+            </wp:positionV>
+            <wp:extent cx="669600" cy="669600"/>
+            <wp:effectExtent l="0" t="0" r="0" b="0"/>
+            <wp:wrapSquare wrapText="bothSides"/>
+            <wp:docPr id="704362328" name="Picture 3"/>
+            <wp:cNvGraphicFramePr>
+              <a:graphicFrameLocks xmlns:a="http://schemas.openxmlformats.org/drawingml/2006/main" noChangeAspect="1"/>
+            </wp:cNvGraphicFramePr>
+            <a:graphic xmlns:a="http://schemas.openxmlformats.org/drawingml/2006/main">
+              <a:graphicData uri="http://schemas.openxmlformats.org/drawingml/2006/picture">
+                <pic:pic xmlns:pic="http://schemas.openxmlformats.org/drawingml/2006/picture">
+                  <pic:nvPicPr>
+                    <pic:cNvPr id="1234136909" name="Picture 1234136909"/>
+                    <pic:cNvPicPr/>
+                  </pic:nvPicPr>
+                  <pic:blipFill>
+                    <a:blip r:embed="rId11" cstate="print">
+                      <a:alphaModFix amt="30000"/>
+                      <a:extLst>
+                        <a:ext uri="{28A0092B-C50C-407E-A947-70E740481C1C}">
+                          <a14:useLocalDpi xmlns:a14="http://schemas.microsoft.com/office/drawing/2010/main" val="0"/>
+                        </a:ext>
+                      </a:extLst>
+                    </a:blip>
+                    <a:stretch>
+                      <a:fillRect/>
+                    </a:stretch>
+                  </pic:blipFill>
+                  <pic:spPr>
+                    <a:xfrm>
+                      <a:off x="0" y="0"/>
+                      <a:ext cx="669600" cy="669600"/>
+                    </a:xfrm>
+                    <a:prstGeom prst="rect">
+                      <a:avLst/>
+                    </a:prstGeom>
+                  </pic:spPr>
+                </pic:pic>
+              </a:graphicData>
+            </a:graphic>
+            <wp14:sizeRelH relativeFrom="margin">
+              <wp14:pctWidth>0</wp14:pctWidth>
+            </wp14:sizeRelH>
+            <wp14:sizeRelV relativeFrom="margin">
+              <wp14:pctHeight>0</wp14:pctHeight>
+            </wp14:sizeRelV>
+          </wp:anchor>
+        </w:drawing>
+      </w:r>
     </w:p>
     <w:p>
       <w:pPr>
@@ -9087,6 +9199,76 @@
       </w:pPr>
       <w:r>
         <w:rPr>
+          <w:noProof/>
+          <w:sz w:val="28"/>
+          <w14:ligatures w14:val="standardContextual"/>
+        </w:rPr>
+        <w:drawing>
+          <wp:anchor distT="0" distB="0" distL="114300" distR="114300" simplePos="0" relativeHeight="251665408" behindDoc="0" locked="1" layoutInCell="1" allowOverlap="1" wp14:anchorId="785CCFEC" wp14:editId="5C1770EC">
+            <wp:simplePos x="0" y="0"/>
+            <wp:positionH relativeFrom="page">
+              <wp:align>right</wp:align>
+            </wp:positionH>
+            <wp:positionV relativeFrom="page">
+              <wp:align>bottom</wp:align>
+            </wp:positionV>
+            <wp:extent cx="669600" cy="669600"/>
+            <wp:effectExtent l="0" t="0" r="0" b="0"/>
+            <wp:wrapSquare wrapText="bothSides"/>
+            <wp:docPr id="968685209" name="Picture 3"/>
+            <wp:cNvGraphicFramePr>
+              <a:graphicFrameLocks xmlns:a="http://schemas.openxmlformats.org/drawingml/2006/main" noChangeAspect="1"/>
+            </wp:cNvGraphicFramePr>
+            <a:graphic xmlns:a="http://schemas.openxmlformats.org/drawingml/2006/main">
+              <a:graphicData uri="http://schemas.openxmlformats.org/drawingml/2006/picture">
+                <pic:pic xmlns:pic="http://schemas.openxmlformats.org/drawingml/2006/picture">
+                  <pic:nvPicPr>
+                    <pic:cNvPr id="1234136909" name="Picture 1234136909"/>
+                    <pic:cNvPicPr/>
+                  </pic:nvPicPr>
+                  <pic:blipFill>
+                    <a:blip r:embed="rId11" cstate="print">
+                      <a:alphaModFix amt="30000"/>
+                      <a:extLst>
+                        <a:ext uri="{28A0092B-C50C-407E-A947-70E740481C1C}">
+                          <a14:useLocalDpi xmlns:a14="http://schemas.microsoft.com/office/drawing/2010/main" val="0"/>
+                        </a:ext>
+                      </a:extLst>
+                    </a:blip>
+                    <a:stretch>
+                      <a:fillRect/>
+                    </a:stretch>
+                  </pic:blipFill>
+                  <pic:spPr>
+                    <a:xfrm>
+                      <a:off x="0" y="0"/>
+                      <a:ext cx="669600" cy="669600"/>
+                    </a:xfrm>
+                    <a:prstGeom prst="rect">
+                      <a:avLst/>
+                    </a:prstGeom>
+                  </pic:spPr>
+                </pic:pic>
+              </a:graphicData>
+            </a:graphic>
+            <wp14:sizeRelH relativeFrom="margin">
+              <wp14:pctWidth>0</wp14:pctWidth>
+            </wp14:sizeRelH>
+            <wp14:sizeRelV relativeFrom="margin">
+              <wp14:pctHeight>0</wp14:pctHeight>
+            </wp14:sizeRelV>
+          </wp:anchor>
+        </w:drawing>
+      </w:r>
+      <w:r>
+        <w:rPr>
+          <w:b/>
+          <w:sz w:val="24"/>
+        </w:rPr>
+        <w:t xml:space="preserve">                 </w:t>
+      </w:r>
+      <w:r>
+        <w:rPr>
           <w:b/>
           <w:sz w:val="24"/>
         </w:rPr>
@@ -9405,16 +9587,7 @@
           <w:sz w:val="32"/>
           <w:u w:val="thick" w:color="4F81BC"/>
         </w:rPr>
-        <w:t xml:space="preserve"> </w:t>
-      </w:r>
-      <w:r>
-        <w:rPr>
-          <w:b/>
-          <w:color w:val="4F81BC"/>
-          <w:sz w:val="32"/>
-          <w:u w:val="thick" w:color="4F81BC"/>
-        </w:rPr>
-        <w:t>Subject-wise</w:t>
+        <w:t xml:space="preserve"> Subject-wise</w:t>
       </w:r>
       <w:r>
         <w:rPr>
@@ -10332,9 +10505,73 @@
       </w:r>
       <w:proofErr w:type="spellEnd"/>
     </w:p>
-    <w:p/>
+    <w:p>
+      <w:r>
+        <w:rPr>
+          <w:noProof/>
+          <w:sz w:val="28"/>
+          <w14:ligatures w14:val="standardContextual"/>
+        </w:rPr>
+        <w:drawing>
+          <wp:anchor distT="0" distB="0" distL="114300" distR="114300" simplePos="0" relativeHeight="251667456" behindDoc="0" locked="1" layoutInCell="1" allowOverlap="1" wp14:anchorId="5E0690A7" wp14:editId="04C76BB4">
+            <wp:simplePos x="0" y="0"/>
+            <wp:positionH relativeFrom="page">
+              <wp:align>right</wp:align>
+            </wp:positionH>
+            <wp:positionV relativeFrom="margin">
+              <wp:align>bottom</wp:align>
+            </wp:positionV>
+            <wp:extent cx="669290" cy="669290"/>
+            <wp:effectExtent l="0" t="0" r="0" b="0"/>
+            <wp:wrapSquare wrapText="bothSides"/>
+            <wp:docPr id="52999131" name="Picture 3"/>
+            <wp:cNvGraphicFramePr>
+              <a:graphicFrameLocks xmlns:a="http://schemas.openxmlformats.org/drawingml/2006/main" noChangeAspect="1"/>
+            </wp:cNvGraphicFramePr>
+            <a:graphic xmlns:a="http://schemas.openxmlformats.org/drawingml/2006/main">
+              <a:graphicData uri="http://schemas.openxmlformats.org/drawingml/2006/picture">
+                <pic:pic xmlns:pic="http://schemas.openxmlformats.org/drawingml/2006/picture">
+                  <pic:nvPicPr>
+                    <pic:cNvPr id="1234136909" name="Picture 1234136909"/>
+                    <pic:cNvPicPr/>
+                  </pic:nvPicPr>
+                  <pic:blipFill>
+                    <a:blip r:embed="rId11" cstate="print">
+                      <a:alphaModFix amt="30000"/>
+                      <a:extLst>
+                        <a:ext uri="{28A0092B-C50C-407E-A947-70E740481C1C}">
+                          <a14:useLocalDpi xmlns:a14="http://schemas.microsoft.com/office/drawing/2010/main" val="0"/>
+                        </a:ext>
+                      </a:extLst>
+                    </a:blip>
+                    <a:stretch>
+                      <a:fillRect/>
+                    </a:stretch>
+                  </pic:blipFill>
+                  <pic:spPr>
+                    <a:xfrm>
+                      <a:off x="0" y="0"/>
+                      <a:ext cx="669290" cy="669290"/>
+                    </a:xfrm>
+                    <a:prstGeom prst="rect">
+                      <a:avLst/>
+                    </a:prstGeom>
+                  </pic:spPr>
+                </pic:pic>
+              </a:graphicData>
+            </a:graphic>
+            <wp14:sizeRelH relativeFrom="margin">
+              <wp14:pctWidth>0</wp14:pctWidth>
+            </wp14:sizeRelH>
+            <wp14:sizeRelV relativeFrom="margin">
+              <wp14:pctHeight>0</wp14:pctHeight>
+            </wp14:sizeRelV>
+          </wp:anchor>
+        </w:drawing>
+      </w:r>
+    </w:p>
     <w:sectPr>
-      <w:footerReference w:type="default" r:id="rId8"/>
+      <w:footerReference w:type="default" r:id="rId12"/>
       <w:pgSz w:w="16840" w:h="11900" w:orient="landscape"/>
       <w:pgMar w:top="0" w:right="1940" w:bottom="0" w:left="0" w:header="0" w:footer="0" w:gutter="0"/>
       <w:cols w:space="720"/>
@@ -10344,8 +10581,69 @@
 </w:document>
 </file>
 
+<file path=word/endnotes.xml><?xml version="1.0" encoding="utf-8"?>
+<w:endnotes xmlns:wpc="http://schemas.microsoft.com/office/word/2010/wordprocessingCanvas" xmlns:cx="http://schemas.microsoft.com/office/drawing/2014/chartex" xmlns:cx1="http://schemas.microsoft.com/office/drawing/2015/9/8/chartex" xmlns:cx2="http://schemas.microsoft.com/office/drawing/2015/10/21/chartex" xmlns:cx3="http://schemas.microsoft.com/office/drawing/2016/5/9/chartex" xmlns:cx4="http://schemas.microsoft.com/office/drawing/2016/5/10/chartex" xmlns:cx5="http://schemas.microsoft.com/office/drawing/2016/5/11/chartex" xmlns:cx6="http://schemas.microsoft.com/office/drawing/2016/5/12/chartex" xmlns:cx7="http://schemas.microsoft.com/office/drawing/2016/5/13/chartex" xmlns:cx8="http://schemas.microsoft.com/office/drawing/2016/5/14/chartex" xmlns:mc="http://schemas.openxmlformats.org/markup-compatibility/2006" xmlns:aink="http://schemas.microsoft.com/office/drawing/2016/ink" xmlns:am3d="http://schemas.microsoft.com/office/drawing/2017/model3d" xmlns:o="urn:schemas-microsoft-com:office:office" xmlns:oel="http://schemas.microsoft.com/office/2019/extlst" xmlns:r="http://schemas.openxmlformats.org/officeDocument/2006/relationships" xmlns:m="http://schemas.openxmlformats.org/officeDocument/2006/math" xmlns:v="urn:schemas-microsoft-com:vml" xmlns:wp14="http://schemas.microsoft.com/office/word/2010/wordprocessingDrawing" xmlns:wp="http://schemas.openxmlformats.org/drawingml/2006/wordprocessingDrawing" xmlns:w10="urn:schemas-microsoft-com:office:word" xmlns:w="http://schemas.openxmlformats.org/wordprocessingml/2006/main" xmlns:w14="http://schemas.microsoft.com/office/word/2010/wordml" xmlns:w15="http://schemas.microsoft.com/office/word/2012/wordml" xmlns:w16cex="http://schemas.microsoft.com/office/word/2018/wordml/cex" xmlns:w16cid="http://schemas.microsoft.com/office/word/2016/wordml/cid" xmlns:w16="http://schemas.microsoft.com/office/word/2018/wordml" xmlns:w16du="http://schemas.microsoft.com/office/word/2023/wordml/word16du" xmlns:w16sdtdh="http://schemas.microsoft.com/office/word/2020/wordml/sdtdatahash" xmlns:w16sdtfl="http://schemas.microsoft.com/office/word/2024/wordml/sdtformatlock" xmlns:w16se="http://schemas.microsoft.com/office/word/2015/wordml/symex" xmlns:wpg="http://schemas.microsoft.com/office/word/2010/wordprocessingGroup" xmlns:wpi="http://schemas.microsoft.com/office/word/2010/wordprocessingInk" xmlns:wne="http://schemas.microsoft.com/office/word/2006/wordml" xmlns:wps="http://schemas.microsoft.com/office/word/2010/wordprocessingShape" mc:Ignorable="w14 w15 w16se w16cid w16 w16cex w16sdtdh w16sdtfl w16du wp14">
+  <w:endnote w:type="separator" w:id="-1">
+    <w:p>
+      <w:r>
+        <w:separator/>
+      </w:r>
+    </w:p>
+  </w:endnote>
+  <w:endnote w:type="continuationSeparator" w:id="0">
+    <w:p>
+      <w:r>
+        <w:continuationSeparator/>
+      </w:r>
+    </w:p>
+  </w:endnote>
+</w:endnotes>
+</file>
+
 <file path=word/footer1.xml><?xml version="1.0" encoding="utf-8"?>
 <w:ftr xmlns:wpc="http://schemas.microsoft.com/office/word/2010/wordprocessingCanvas" xmlns:cx="http://schemas.microsoft.com/office/drawing/2014/chartex" xmlns:cx1="http://schemas.microsoft.com/office/drawing/2015/9/8/chartex" xmlns:cx2="http://schemas.microsoft.com/office/drawing/2015/10/21/chartex" xmlns:cx3="http://schemas.microsoft.com/office/drawing/2016/5/9/chartex" xmlns:cx4="http://schemas.microsoft.com/office/drawing/2016/5/10/chartex" xmlns:cx5="http://schemas.microsoft.com/office/drawing/2016/5/11/chartex" xmlns:cx6="http://schemas.microsoft.com/office/drawing/2016/5/12/chartex" xmlns:cx7="http://schemas.microsoft.com/office/drawing/2016/5/13/chartex" xmlns:cx8="http://schemas.microsoft.com/office/drawing/2016/5/14/chartex" xmlns:mc="http://schemas.openxmlformats.org/markup-compatibility/2006" xmlns:aink="http://schemas.microsoft.com/office/drawing/2016/ink" xmlns:am3d="http://schemas.microsoft.com/office/drawing/2017/model3d" xmlns:o="urn:schemas-microsoft-com:office:office" xmlns:oel="http://schemas.microsoft.com/office/2019/extlst" xmlns:r="http://schemas.openxmlformats.org/officeDocument/2006/relationships" xmlns:m="http://schemas.openxmlformats.org/officeDocument/2006/math" xmlns:v="urn:schemas-microsoft-com:vml" xmlns:wp14="http://schemas.microsoft.com/office/word/2010/wordprocessingDrawing" xmlns:wp="http://schemas.openxmlformats.org/drawingml/2006/wordprocessingDrawing" xmlns:w10="urn:schemas-microsoft-com:office:word" xmlns:w="http://schemas.openxmlformats.org/wordprocessingml/2006/main" xmlns:w14="http://schemas.microsoft.com/office/word/2010/wordml" xmlns:w15="http://schemas.microsoft.com/office/word/2012/wordml" xmlns:w16cex="http://schemas.microsoft.com/office/word/2018/wordml/cex" xmlns:w16cid="http://schemas.microsoft.com/office/word/2016/wordml/cid" xmlns:w16="http://schemas.microsoft.com/office/word/2018/wordml" xmlns:w16du="http://schemas.microsoft.com/office/word/2023/wordml/word16du" xmlns:w16sdtdh="http://schemas.microsoft.com/office/word/2020/wordml/sdtdatahash" xmlns:w16sdtfl="http://schemas.microsoft.com/office/word/2024/wordml/sdtformatlock" xmlns:w16se="http://schemas.microsoft.com/office/word/2015/wordml/symex" xmlns:wpg="http://schemas.microsoft.com/office/word/2010/wordprocessingGroup" xmlns:wpi="http://schemas.microsoft.com/office/word/2010/wordprocessingInk" xmlns:wne="http://schemas.microsoft.com/office/word/2006/wordml" xmlns:wps="http://schemas.microsoft.com/office/word/2010/wordprocessingShape" mc:Ignorable="w14 w15 w16se w16cid w16 w16cex w16sdtdh w16sdtfl w16du wp14">
+  <w:sdt>
+    <w:sdtPr>
+      <w:id w:val="1593887169"/>
+      <w:docPartObj>
+        <w:docPartGallery w:val="Page Numbers (Bottom of Page)"/>
+        <w:docPartUnique/>
+      </w:docPartObj>
+    </w:sdtPr>
+    <w:sdtEndPr>
+      <w:rPr>
+        <w:noProof/>
+      </w:rPr>
+    </w:sdtEndPr>
+    <w:sdtContent>
+      <w:p>
+        <w:pPr>
+          <w:pStyle w:val="Footer"/>
+        </w:pPr>
+        <w:r>
+          <w:fldChar w:fldCharType="begin"/>
+        </w:r>
+        <w:r>
+          <w:instrText xml:space="preserve"> PAGE   \* MERGEFORMAT </w:instrText>
+        </w:r>
+        <w:r>
+          <w:fldChar w:fldCharType="separate"/>
+        </w:r>
+        <w:r>
+          <w:rPr>
+            <w:noProof/>
+          </w:rPr>
+          <w:t>2</w:t>
+        </w:r>
+        <w:r>
+          <w:rPr>
+            <w:noProof/>
+          </w:rPr>
+          <w:fldChar w:fldCharType="end"/>
+        </w:r>
+      </w:p>
+    </w:sdtContent>
+  </w:sdt>
   <w:p>
     <w:pPr>
       <w:pStyle w:val="BodyText"/>
@@ -10356,181 +10654,57 @@
         <w:u w:val="none"/>
       </w:rPr>
     </w:pPr>
-    <w:r>
-      <w:rPr>
-        <w:b w:val="0"/>
-        <w:noProof/>
-        <w:sz w:val="20"/>
-      </w:rPr>
-      <mc:AlternateContent>
-        <mc:Choice Requires="wps">
-          <w:drawing>
-            <wp:anchor distT="0" distB="0" distL="0" distR="0" simplePos="0" relativeHeight="251659264" behindDoc="1" locked="0" layoutInCell="1" allowOverlap="1" wp14:anchorId="30385524" wp14:editId="7C2709A9">
-              <wp:simplePos x="0" y="0"/>
-              <wp:positionH relativeFrom="page">
-                <wp:posOffset>10492993</wp:posOffset>
-              </wp:positionH>
-              <wp:positionV relativeFrom="page">
-                <wp:posOffset>7288176</wp:posOffset>
-              </wp:positionV>
-              <wp:extent cx="187960" cy="224154"/>
-              <wp:effectExtent l="0" t="0" r="0" b="0"/>
-              <wp:wrapNone/>
-              <wp:docPr id="1" name="Textbox 1"/>
-              <wp:cNvGraphicFramePr>
-                <a:graphicFrameLocks xmlns:a="http://schemas.openxmlformats.org/drawingml/2006/main"/>
-              </wp:cNvGraphicFramePr>
-              <a:graphic xmlns:a="http://schemas.openxmlformats.org/drawingml/2006/main">
-                <a:graphicData uri="http://schemas.microsoft.com/office/word/2010/wordprocessingShape">
-                  <wps:wsp>
-                    <wps:cNvSpPr txBox="1">
-                      <a:spLocks/>
-                    </wps:cNvSpPr>
-                    <wps:spPr>
-                      <a:xfrm>
-                        <a:off x="0" y="0"/>
-                        <a:ext cx="187960" cy="224154"/>
-                      </a:xfrm>
-                      <a:prstGeom prst="rect">
-                        <a:avLst/>
-                      </a:prstGeom>
-                    </wps:spPr>
-                    <wps:txbx>
-                      <w:txbxContent>
-                        <w:p>
-                          <w:pPr>
-                            <w:spacing w:before="11"/>
-                            <w:ind w:left="60"/>
-                            <w:rPr>
-                              <w:rFonts w:ascii="Arial MT"/>
-                              <w:sz w:val="28"/>
-                            </w:rPr>
-                          </w:pPr>
-                          <w:r>
-                            <w:rPr>
-                              <w:rFonts w:ascii="Arial MT"/>
-                              <w:spacing w:val="-10"/>
-                              <w:sz w:val="28"/>
-                            </w:rPr>
-                            <w:fldChar w:fldCharType="begin"/>
-                          </w:r>
-                          <w:r>
-                            <w:rPr>
-                              <w:rFonts w:ascii="Arial MT"/>
-                              <w:spacing w:val="-10"/>
-                              <w:sz w:val="28"/>
-                            </w:rPr>
-                            <w:instrText xml:space="preserve"> PAGE </w:instrText>
-                          </w:r>
-                          <w:r>
-                            <w:rPr>
-                              <w:rFonts w:ascii="Arial MT"/>
-                              <w:spacing w:val="-10"/>
-                              <w:sz w:val="28"/>
-                            </w:rPr>
-                            <w:fldChar w:fldCharType="separate"/>
-                          </w:r>
-                          <w:r>
-                            <w:rPr>
-                              <w:rFonts w:ascii="Arial MT"/>
-                              <w:spacing w:val="-10"/>
-                              <w:sz w:val="28"/>
-                            </w:rPr>
-                            <w:t>1</w:t>
-                          </w:r>
-                          <w:r>
-                            <w:rPr>
-                              <w:rFonts w:ascii="Arial MT"/>
-                              <w:spacing w:val="-10"/>
-                              <w:sz w:val="28"/>
-                            </w:rPr>
-                            <w:fldChar w:fldCharType="end"/>
-                          </w:r>
-                        </w:p>
-                      </w:txbxContent>
-                    </wps:txbx>
-                    <wps:bodyPr wrap="square" lIns="0" tIns="0" rIns="0" bIns="0" rtlCol="0">
-                      <a:noAutofit/>
-                    </wps:bodyPr>
-                  </wps:wsp>
-                </a:graphicData>
-              </a:graphic>
-            </wp:anchor>
-          </w:drawing>
-        </mc:Choice>
-        <mc:Fallback>
-          <w:pict>
-            <v:shapetype w14:anchorId="30385524" id="_x0000_t202" coordsize="21600,21600" o:spt="202" path="m,l,21600r21600,l21600,xe">
-              <v:stroke joinstyle="miter"/>
-              <v:path gradientshapeok="t" o:connecttype="rect"/>
-            </v:shapetype>
-            <v:shape id="Textbox 1" o:spid="_x0000_s1026" type="#_x0000_t202" style="position:absolute;margin-left:826.2pt;margin-top:573.85pt;width:14.8pt;height:17.65pt;z-index:-251657216;visibility:visible;mso-wrap-style:square;mso-wrap-distance-left:0;mso-wrap-distance-top:0;mso-wrap-distance-right:0;mso-wrap-distance-bottom:0;mso-position-horizontal:absolute;mso-position-horizontal-relative:page;mso-position-vertical:absolute;mso-position-vertical-relative:page;v-text-anchor:top" o:gfxdata="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" filled="f" stroked="f">
-              <v:textbox inset="0,0,0,0">
-                <w:txbxContent>
-                  <w:p>
-                    <w:pPr>
-                      <w:spacing w:before="11"/>
-                      <w:ind w:left="60"/>
-                      <w:rPr>
-                        <w:rFonts w:ascii="Arial MT"/>
-                        <w:sz w:val="28"/>
-                      </w:rPr>
-                    </w:pPr>
-                    <w:r>
-                      <w:rPr>
-                        <w:rFonts w:ascii="Arial MT"/>
-                        <w:spacing w:val="-10"/>
-                        <w:sz w:val="28"/>
-                      </w:rPr>
-                      <w:fldChar w:fldCharType="begin"/>
-                    </w:r>
-                    <w:r>
-                      <w:rPr>
-                        <w:rFonts w:ascii="Arial MT"/>
-                        <w:spacing w:val="-10"/>
-                        <w:sz w:val="28"/>
-                      </w:rPr>
-                      <w:instrText xml:space="preserve"> PAGE </w:instrText>
-                    </w:r>
-                    <w:r>
-                      <w:rPr>
-                        <w:rFonts w:ascii="Arial MT"/>
-                        <w:spacing w:val="-10"/>
-                        <w:sz w:val="28"/>
-                      </w:rPr>
-                      <w:fldChar w:fldCharType="separate"/>
-                    </w:r>
-                    <w:r>
-                      <w:rPr>
-                        <w:rFonts w:ascii="Arial MT"/>
-                        <w:spacing w:val="-10"/>
-                        <w:sz w:val="28"/>
-                      </w:rPr>
-                      <w:t>1</w:t>
-                    </w:r>
-                    <w:r>
-                      <w:rPr>
-                        <w:rFonts w:ascii="Arial MT"/>
-                        <w:spacing w:val="-10"/>
-                        <w:sz w:val="28"/>
-                      </w:rPr>
-                      <w:fldChar w:fldCharType="end"/>
-                    </w:r>
-                  </w:p>
-                </w:txbxContent>
-              </v:textbox>
-              <w10:wrap anchorx="page" anchory="page"/>
-            </v:shape>
-          </w:pict>
-        </mc:Fallback>
-      </mc:AlternateContent>
-    </w:r>
   </w:p>
 </w:ftr>
 </file>
 
 <file path=word/footer2.xml><?xml version="1.0" encoding="utf-8"?>
 <w:ftr xmlns:wpc="http://schemas.microsoft.com/office/word/2010/wordprocessingCanvas" xmlns:cx="http://schemas.microsoft.com/office/drawing/2014/chartex" xmlns:cx1="http://schemas.microsoft.com/office/drawing/2015/9/8/chartex" xmlns:cx2="http://schemas.microsoft.com/office/drawing/2015/10/21/chartex" xmlns:cx3="http://schemas.microsoft.com/office/drawing/2016/5/9/chartex" xmlns:cx4="http://schemas.microsoft.com/office/drawing/2016/5/10/chartex" xmlns:cx5="http://schemas.microsoft.com/office/drawing/2016/5/11/chartex" xmlns:cx6="http://schemas.microsoft.com/office/drawing/2016/5/12/chartex" xmlns:cx7="http://schemas.microsoft.com/office/drawing/2016/5/13/chartex" xmlns:cx8="http://schemas.microsoft.com/office/drawing/2016/5/14/chartex" xmlns:mc="http://schemas.openxmlformats.org/markup-compatibility/2006" xmlns:aink="http://schemas.microsoft.com/office/drawing/2016/ink" xmlns:am3d="http://schemas.microsoft.com/office/drawing/2017/model3d" xmlns:o="urn:schemas-microsoft-com:office:office" xmlns:oel="http://schemas.microsoft.com/office/2019/extlst" xmlns:r="http://schemas.openxmlformats.org/officeDocument/2006/relationships" xmlns:m="http://schemas.openxmlformats.org/officeDocument/2006/math" xmlns:v="urn:schemas-microsoft-com:vml" xmlns:wp14="http://schemas.microsoft.com/office/word/2010/wordprocessingDrawing" xmlns:wp="http://schemas.openxmlformats.org/drawingml/2006/wordprocessingDrawing" xmlns:w10="urn:schemas-microsoft-com:office:word" xmlns:w="http://schemas.openxmlformats.org/wordprocessingml/2006/main" xmlns:w14="http://schemas.microsoft.com/office/word/2010/wordml" xmlns:w15="http://schemas.microsoft.com/office/word/2012/wordml" xmlns:w16cex="http://schemas.microsoft.com/office/word/2018/wordml/cex" xmlns:w16cid="http://schemas.microsoft.com/office/word/2016/wordml/cid" xmlns:w16="http://schemas.microsoft.com/office/word/2018/wordml" xmlns:w16du="http://schemas.microsoft.com/office/word/2023/wordml/word16du" xmlns:w16sdtdh="http://schemas.microsoft.com/office/word/2020/wordml/sdtdatahash" xmlns:w16sdtfl="http://schemas.microsoft.com/office/word/2024/wordml/sdtformatlock" xmlns:w16se="http://schemas.microsoft.com/office/word/2015/wordml/symex" xmlns:wpg="http://schemas.microsoft.com/office/word/2010/wordprocessingGroup" xmlns:wpi="http://schemas.microsoft.com/office/word/2010/wordprocessingInk" xmlns:wne="http://schemas.microsoft.com/office/word/2006/wordml" xmlns:wps="http://schemas.microsoft.com/office/word/2010/wordprocessingShape" mc:Ignorable="w14 w15 w16se w16cid w16 w16cex w16sdtdh w16sdtfl w16du wp14">
+  <w:sdt>
+    <w:sdtPr>
+      <w:id w:val="-2040890424"/>
+      <w:docPartObj>
+        <w:docPartGallery w:val="Page Numbers (Bottom of Page)"/>
+        <w:docPartUnique/>
+      </w:docPartObj>
+    </w:sdtPr>
+    <w:sdtEndPr>
+      <w:rPr>
+        <w:noProof/>
+      </w:rPr>
+    </w:sdtEndPr>
+    <w:sdtContent>
+      <w:p>
+        <w:pPr>
+          <w:pStyle w:val="Footer"/>
+        </w:pPr>
+        <w:r>
+          <w:t xml:space="preserve">   </w:t>
+        </w:r>
+        <w:r>
+          <w:fldChar w:fldCharType="begin"/>
+        </w:r>
+        <w:r>
+          <w:instrText xml:space="preserve"> PAGE   \* MERGEFORMAT </w:instrText>
+        </w:r>
+        <w:r>
+          <w:fldChar w:fldCharType="separate"/>
+        </w:r>
+        <w:r>
+          <w:rPr>
+            <w:noProof/>
+          </w:rPr>
+          <w:t>2</w:t>
+        </w:r>
+        <w:r>
+          <w:rPr>
+            <w:noProof/>
+          </w:rPr>
+          <w:fldChar w:fldCharType="end"/>
+        </w:r>
+      </w:p>
+    </w:sdtContent>
+  </w:sdt>
   <w:p>
     <w:pPr>
       <w:pStyle w:val="BodyText"/>
@@ -10542,7 +10716,38 @@
       </w:rPr>
     </w:pPr>
   </w:p>
+  <w:p/>
 </w:ftr>
+</file>
+
+<file path=word/footnotes.xml><?xml version="1.0" encoding="utf-8"?>
+<w:footnotes xmlns:wpc="http://schemas.microsoft.com/office/word/2010/wordprocessingCanvas" xmlns:cx="http://schemas.microsoft.com/office/drawing/2014/chartex" xmlns:cx1="http://schemas.microsoft.com/office/drawing/2015/9/8/chartex" xmlns:cx2="http://schemas.microsoft.com/office/drawing/2015/10/21/chartex" xmlns:cx3="http://schemas.microsoft.com/office/drawing/2016/5/9/chartex" xmlns:cx4="http://schemas.microsoft.com/office/drawing/2016/5/10/chartex" xmlns:cx5="http://schemas.microsoft.com/office/drawing/2016/5/11/chartex" xmlns:cx6="http://schemas.microsoft.com/office/drawing/2016/5/12/chartex" xmlns:cx7="http://schemas.microsoft.com/office/drawing/2016/5/13/chartex" xmlns:cx8="http://schemas.microsoft.com/office/drawing/2016/5/14/chartex" xmlns:mc="http://schemas.openxmlformats.org/markup-compatibility/2006" xmlns:aink="http://schemas.microsoft.com/office/drawing/2016/ink" xmlns:am3d="http://schemas.microsoft.com/office/drawing/2017/model3d" xmlns:o="urn:schemas-microsoft-com:office:office" xmlns:oel="http://schemas.microsoft.com/office/2019/extlst" xmlns:r="http://schemas.openxmlformats.org/officeDocument/2006/relationships" xmlns:m="http://schemas.openxmlformats.org/officeDocument/2006/math" xmlns:v="urn:schemas-microsoft-com:vml" xmlns:wp14="http://schemas.microsoft.com/office/word/2010/wordprocessingDrawing" xmlns:wp="http://schemas.openxmlformats.org/drawingml/2006/wordprocessingDrawing" xmlns:w10="urn:schemas-microsoft-com:office:word" xmlns:w="http://schemas.openxmlformats.org/wordprocessingml/2006/main" xmlns:w14="http://schemas.microsoft.com/office/word/2010/wordml" xmlns:w15="http://schemas.microsoft.com/office/word/2012/wordml" xmlns:w16cex="http://schemas.microsoft.com/office/word/2018/wordml/cex" xmlns:w16cid="http://schemas.microsoft.com/office/word/2016/wordml/cid" xmlns:w16="http://schemas.microsoft.com/office/word/2018/wordml" xmlns:w16du="http://schemas.microsoft.com/office/word/2023/wordml/word16du" xmlns:w16sdtdh="http://schemas.microsoft.com/office/word/2020/wordml/sdtdatahash" xmlns:w16sdtfl="http://schemas.microsoft.com/office/word/2024/wordml/sdtformatlock" xmlns:w16se="http://schemas.microsoft.com/office/word/2015/wordml/symex" xmlns:wpg="http://schemas.microsoft.com/office/word/2010/wordprocessingGroup" xmlns:wpi="http://schemas.microsoft.com/office/word/2010/wordprocessingInk" xmlns:wne="http://schemas.microsoft.com/office/word/2006/wordml" xmlns:wps="http://schemas.microsoft.com/office/word/2010/wordprocessingShape" mc:Ignorable="w14 w15 w16se w16cid w16 w16cex w16sdtdh w16sdtfl w16du wp14">
+  <w:footnote w:type="separator" w:id="-1">
+    <w:p>
+      <w:r>
+        <w:separator/>
+      </w:r>
+    </w:p>
+  </w:footnote>
+  <w:footnote w:type="continuationSeparator" w:id="0">
+    <w:p>
+      <w:r>
+        <w:continuationSeparator/>
+      </w:r>
+    </w:p>
+  </w:footnote>
+</w:footnotes>
+</file>
+
+<file path=word/header1.xml><?xml version="1.0" encoding="utf-8"?>
+<w:hdr xmlns:wpc="http://schemas.microsoft.com/office/word/2010/wordprocessingCanvas" xmlns:cx="http://schemas.microsoft.com/office/drawing/2014/chartex" xmlns:cx1="http://schemas.microsoft.com/office/drawing/2015/9/8/chartex" xmlns:cx2="http://schemas.microsoft.com/office/drawing/2015/10/21/chartex" xmlns:cx3="http://schemas.microsoft.com/office/drawing/2016/5/9/chartex" xmlns:cx4="http://schemas.microsoft.com/office/drawing/2016/5/10/chartex" xmlns:cx5="http://schemas.microsoft.com/office/drawing/2016/5/11/chartex" xmlns:cx6="http://schemas.microsoft.com/office/drawing/2016/5/12/chartex" xmlns:cx7="http://schemas.microsoft.com/office/drawing/2016/5/13/chartex" xmlns:cx8="http://schemas.microsoft.com/office/drawing/2016/5/14/chartex" xmlns:mc="http://schemas.openxmlformats.org/markup-compatibility/2006" xmlns:aink="http://schemas.microsoft.com/office/drawing/2016/ink" xmlns:am3d="http://schemas.microsoft.com/office/drawing/2017/model3d" xmlns:o="urn:schemas-microsoft-com:office:office" xmlns:oel="http://schemas.microsoft.com/office/2019/extlst" xmlns:r="http://schemas.openxmlformats.org/officeDocument/2006/relationships" xmlns:m="http://schemas.openxmlformats.org/officeDocument/2006/math" xmlns:v="urn:schemas-microsoft-com:vml" xmlns:wp14="http://schemas.microsoft.com/office/word/2010/wordprocessingDrawing" xmlns:wp="http://schemas.openxmlformats.org/drawingml/2006/wordprocessingDrawing" xmlns:w10="urn:schemas-microsoft-com:office:word" xmlns:w="http://schemas.openxmlformats.org/wordprocessingml/2006/main" xmlns:w14="http://schemas.microsoft.com/office/word/2010/wordml" xmlns:w15="http://schemas.microsoft.com/office/word/2012/wordml" xmlns:w16cex="http://schemas.microsoft.com/office/word/2018/wordml/cex" xmlns:w16cid="http://schemas.microsoft.com/office/word/2016/wordml/cid" xmlns:w16="http://schemas.microsoft.com/office/word/2018/wordml" xmlns:w16du="http://schemas.microsoft.com/office/word/2023/wordml/word16du" xmlns:w16sdtdh="http://schemas.microsoft.com/office/word/2020/wordml/sdtdatahash" xmlns:w16sdtfl="http://schemas.microsoft.com/office/word/2024/wordml/sdtformatlock" xmlns:w16se="http://schemas.microsoft.com/office/word/2015/wordml/symex" xmlns:wpg="http://schemas.microsoft.com/office/word/2010/wordprocessingGroup" xmlns:wpi="http://schemas.microsoft.com/office/word/2010/wordprocessingInk" xmlns:wne="http://schemas.microsoft.com/office/word/2006/wordml" xmlns:wps="http://schemas.microsoft.com/office/word/2010/wordprocessingShape" mc:Ignorable="w14 w15 w16se w16cid w16 w16cex w16sdtdh w16sdtfl w16du wp14">
+  <w:p>
+    <w:pPr>
+      <w:pStyle w:val="Header"/>
+      <w:ind w:left="12960" w:hanging="12960"/>
+    </w:pPr>
+  </w:p>
+</w:hdr>
 </file>
 
 <file path=word/numbering.xml><?xml version="1.0" encoding="utf-8"?>
@@ -11869,6 +12074,64 @@
     <w:qFormat/>
     <w:rsid w:val="00E60A9A"/>
   </w:style>
+  <w:style w:type="paragraph" w:styleId="Header">
+    <w:name w:val="header"/>
+    <w:basedOn w:val="Normal"/>
+    <w:link w:val="HeaderChar"/>
+    <w:uiPriority w:val="99"/>
+    <w:unhideWhenUsed/>
+    <w:rsid w:val="00CB4053"/>
+    <w:pPr>
+      <w:tabs>
+        <w:tab w:val="center" w:pos="4513"/>
+        <w:tab w:val="right" w:pos="9026"/>
+      </w:tabs>
+    </w:pPr>
+  </w:style>
+  <w:style w:type="character" w:customStyle="1" w:styleId="HeaderChar">
+    <w:name w:val="Header Char"/>
+    <w:basedOn w:val="DefaultParagraphFont"/>
+    <w:link w:val="Header"/>
+    <w:uiPriority w:val="99"/>
+    <w:rsid w:val="00CB4053"/>
+    <w:rPr>
+      <w:rFonts w:ascii="Times New Roman" w:eastAsia="Times New Roman" w:hAnsi="Times New Roman" w:cs="Times New Roman"/>
+      <w:kern w:val="0"/>
+      <w:sz w:val="22"/>
+      <w:szCs w:val="22"/>
+      <w:lang w:val="en-US"/>
+      <w14:ligatures w14:val="none"/>
+    </w:rPr>
+  </w:style>
+  <w:style w:type="paragraph" w:styleId="Footer">
+    <w:name w:val="footer"/>
+    <w:basedOn w:val="Normal"/>
+    <w:link w:val="FooterChar"/>
+    <w:uiPriority w:val="99"/>
+    <w:unhideWhenUsed/>
+    <w:rsid w:val="00CB4053"/>
+    <w:pPr>
+      <w:tabs>
+        <w:tab w:val="center" w:pos="4513"/>
+        <w:tab w:val="right" w:pos="9026"/>
+      </w:tabs>
+    </w:pPr>
+  </w:style>
+  <w:style w:type="character" w:customStyle="1" w:styleId="FooterChar">
+    <w:name w:val="Footer Char"/>
+    <w:basedOn w:val="DefaultParagraphFont"/>
+    <w:link w:val="Footer"/>
+    <w:uiPriority w:val="99"/>
+    <w:rsid w:val="00CB4053"/>
+    <w:rPr>
+      <w:rFonts w:ascii="Times New Roman" w:eastAsia="Times New Roman" w:hAnsi="Times New Roman" w:cs="Times New Roman"/>
+      <w:kern w:val="0"/>
+      <w:sz w:val="22"/>
+      <w:szCs w:val="22"/>
+      <w:lang w:val="en-US"/>
+      <w14:ligatures w14:val="none"/>
+    </w:rPr>
+  </w:style>
 </w:styles>
 </file>
 
